--- a/zDocuments/Run commands.docx
+++ b/zDocuments/Run commands.docx
@@ -137,50 +137,8 @@
           <w:szCs w:val="24"/>
           <w:lang w:eastAsia="en-IN"/>
         </w:rPr>
-        <w:t xml:space="preserve">python -m </w:t>
-      </w:r>
-      <w:proofErr w:type="spellStart"/>
-      <w:proofErr w:type="gramStart"/>
-      <w:r>
-        <w:rPr>
-          <w:rFonts w:ascii="Segoe UI Symbol" w:eastAsia="Times New Roman" w:hAnsi="Segoe UI Symbol" w:cs="Segoe UI Symbol"/>
-          <w:b/>
-          <w:bCs/>
-          <w:kern w:val="36"/>
-          <w:sz w:val="24"/>
-          <w:szCs w:val="24"/>
-          <w:lang w:eastAsia="en-IN"/>
-        </w:rPr>
-        <w:t>venv</w:t>
-      </w:r>
-      <w:proofErr w:type="spellEnd"/>
-      <w:r>
-        <w:rPr>
-          <w:rFonts w:ascii="Segoe UI Symbol" w:eastAsia="Times New Roman" w:hAnsi="Segoe UI Symbol" w:cs="Segoe UI Symbol"/>
-          <w:b/>
-          <w:bCs/>
-          <w:kern w:val="36"/>
-          <w:sz w:val="24"/>
-          <w:szCs w:val="24"/>
-          <w:lang w:eastAsia="en-IN"/>
-        </w:rPr>
-        <w:t xml:space="preserve"> .</w:t>
-      </w:r>
-      <w:proofErr w:type="spellStart"/>
-      <w:r>
-        <w:rPr>
-          <w:rFonts w:ascii="Segoe UI Symbol" w:eastAsia="Times New Roman" w:hAnsi="Segoe UI Symbol" w:cs="Segoe UI Symbol"/>
-          <w:b/>
-          <w:bCs/>
-          <w:kern w:val="36"/>
-          <w:sz w:val="24"/>
-          <w:szCs w:val="24"/>
-          <w:lang w:eastAsia="en-IN"/>
-        </w:rPr>
-        <w:t>venv</w:t>
-      </w:r>
-      <w:proofErr w:type="spellEnd"/>
-      <w:proofErr w:type="gramEnd"/>
+        <w:t>python -m venv .venv</w:t>
+      </w:r>
     </w:p>
     <w:p>
       <w:pPr>
@@ -232,74 +190,18 @@
           <w:lang w:eastAsia="en-IN"/>
         </w:rPr>
       </w:pPr>
-      <w:proofErr w:type="spellStart"/>
-      <w:r>
-        <w:rPr>
-          <w:rFonts w:ascii="Segoe UI Symbol" w:eastAsia="Times New Roman" w:hAnsi="Segoe UI Symbol" w:cs="Segoe UI Symbol"/>
-          <w:b/>
-          <w:bCs/>
-          <w:kern w:val="36"/>
-          <w:sz w:val="24"/>
-          <w:szCs w:val="24"/>
-          <w:lang w:eastAsia="en-IN"/>
-        </w:rPr>
-        <w:t>py</w:t>
-      </w:r>
-      <w:proofErr w:type="spellEnd"/>
-      <w:r>
-        <w:rPr>
-          <w:rFonts w:ascii="Segoe UI Symbol" w:eastAsia="Times New Roman" w:hAnsi="Segoe UI Symbol" w:cs="Segoe UI Symbol"/>
-          <w:b/>
-          <w:bCs/>
-          <w:kern w:val="36"/>
-          <w:sz w:val="24"/>
-          <w:szCs w:val="24"/>
-          <w:lang w:eastAsia="en-IN"/>
-        </w:rPr>
-        <w:t xml:space="preserve"> -m </w:t>
-      </w:r>
-      <w:proofErr w:type="spellStart"/>
-      <w:proofErr w:type="gramStart"/>
-      <w:r>
-        <w:rPr>
-          <w:rFonts w:ascii="Segoe UI Symbol" w:eastAsia="Times New Roman" w:hAnsi="Segoe UI Symbol" w:cs="Segoe UI Symbol"/>
-          <w:b/>
-          <w:bCs/>
-          <w:kern w:val="36"/>
-          <w:sz w:val="24"/>
-          <w:szCs w:val="24"/>
-          <w:lang w:eastAsia="en-IN"/>
-        </w:rPr>
-        <w:t>venv</w:t>
-      </w:r>
-      <w:proofErr w:type="spellEnd"/>
-      <w:r>
-        <w:rPr>
-          <w:rFonts w:ascii="Segoe UI Symbol" w:eastAsia="Times New Roman" w:hAnsi="Segoe UI Symbol" w:cs="Segoe UI Symbol"/>
-          <w:b/>
-          <w:bCs/>
-          <w:kern w:val="36"/>
-          <w:sz w:val="24"/>
-          <w:szCs w:val="24"/>
-          <w:lang w:eastAsia="en-IN"/>
-        </w:rPr>
-        <w:t xml:space="preserve"> .</w:t>
-      </w:r>
-      <w:proofErr w:type="spellStart"/>
-      <w:r>
-        <w:rPr>
-          <w:rFonts w:ascii="Segoe UI Symbol" w:eastAsia="Times New Roman" w:hAnsi="Segoe UI Symbol" w:cs="Segoe UI Symbol"/>
-          <w:b/>
-          <w:bCs/>
-          <w:kern w:val="36"/>
-          <w:sz w:val="24"/>
-          <w:szCs w:val="24"/>
-          <w:lang w:eastAsia="en-IN"/>
-        </w:rPr>
-        <w:t>venv</w:t>
-      </w:r>
-      <w:proofErr w:type="spellEnd"/>
-      <w:proofErr w:type="gramEnd"/>
+      <w:r>
+        <w:rPr>
+          <w:rFonts w:ascii="Segoe UI Symbol" w:eastAsia="Times New Roman" w:hAnsi="Segoe UI Symbol" w:cs="Segoe UI Symbol"/>
+          <w:b/>
+          <w:bCs/>
+          <w:kern w:val="36"/>
+          <w:sz w:val="24"/>
+          <w:szCs w:val="24"/>
+          <w:lang w:eastAsia="en-IN"/>
+        </w:rPr>
+        <w:t>py -m venv .venv</w:t>
+      </w:r>
     </w:p>
     <w:p>
       <w:pPr>
@@ -424,33 +326,7 @@
           <w:szCs w:val="24"/>
           <w:lang w:eastAsia="en-IN"/>
         </w:rPr>
-        <w:t>.\\.</w:t>
-      </w:r>
-      <w:proofErr w:type="spellStart"/>
-      <w:r>
-        <w:rPr>
-          <w:rFonts w:ascii="Segoe UI Symbol" w:eastAsia="Times New Roman" w:hAnsi="Segoe UI Symbol" w:cs="Segoe UI Symbol"/>
-          <w:b/>
-          <w:bCs/>
-          <w:kern w:val="36"/>
-          <w:sz w:val="24"/>
-          <w:szCs w:val="24"/>
-          <w:lang w:eastAsia="en-IN"/>
-        </w:rPr>
-        <w:t>venv</w:t>
-      </w:r>
-      <w:proofErr w:type="spellEnd"/>
-      <w:r>
-        <w:rPr>
-          <w:rFonts w:ascii="Segoe UI Symbol" w:eastAsia="Times New Roman" w:hAnsi="Segoe UI Symbol" w:cs="Segoe UI Symbol"/>
-          <w:b/>
-          <w:bCs/>
-          <w:kern w:val="36"/>
-          <w:sz w:val="24"/>
-          <w:szCs w:val="24"/>
-          <w:lang w:eastAsia="en-IN"/>
-        </w:rPr>
-        <w:t>\\Scripts\\Activate.ps1</w:t>
+        <w:t>.\\.venv\\Scripts\\Activate.ps1</w:t>
       </w:r>
     </w:p>
     <w:p>
@@ -513,33 +389,7 @@
           <w:szCs w:val="24"/>
           <w:lang w:eastAsia="en-IN"/>
         </w:rPr>
-        <w:t>(.</w:t>
-      </w:r>
-      <w:proofErr w:type="spellStart"/>
-      <w:r>
-        <w:rPr>
-          <w:rFonts w:ascii="Segoe UI Symbol" w:eastAsia="Times New Roman" w:hAnsi="Segoe UI Symbol" w:cs="Segoe UI Symbol"/>
-          <w:b/>
-          <w:bCs/>
-          <w:kern w:val="36"/>
-          <w:sz w:val="24"/>
-          <w:szCs w:val="24"/>
-          <w:lang w:eastAsia="en-IN"/>
-        </w:rPr>
-        <w:t>venv</w:t>
-      </w:r>
-      <w:proofErr w:type="spellEnd"/>
-      <w:r>
-        <w:rPr>
-          <w:rFonts w:ascii="Segoe UI Symbol" w:eastAsia="Times New Roman" w:hAnsi="Segoe UI Symbol" w:cs="Segoe UI Symbol"/>
-          <w:b/>
-          <w:bCs/>
-          <w:kern w:val="36"/>
-          <w:sz w:val="24"/>
-          <w:szCs w:val="24"/>
-          <w:lang w:eastAsia="en-IN"/>
-        </w:rPr>
-        <w:t>) PS E:\DS\Sem 5\f1-ml-project&gt;</w:t>
+        <w:t>(.venv) PS E:\DS\Sem 5\f1-ml-project&gt;</w:t>
       </w:r>
     </w:p>
     <w:p>
@@ -652,59 +502,7 @@
           <w:szCs w:val="24"/>
           <w:lang w:eastAsia="en-IN"/>
         </w:rPr>
-        <w:t>Set-</w:t>
-      </w:r>
-      <w:proofErr w:type="spellStart"/>
-      <w:r>
-        <w:rPr>
-          <w:rFonts w:ascii="Segoe UI Symbol" w:eastAsia="Times New Roman" w:hAnsi="Segoe UI Symbol" w:cs="Segoe UI Symbol"/>
-          <w:b/>
-          <w:bCs/>
-          <w:kern w:val="36"/>
-          <w:sz w:val="24"/>
-          <w:szCs w:val="24"/>
-          <w:lang w:eastAsia="en-IN"/>
-        </w:rPr>
-        <w:t>ExecutionPolicy</w:t>
-      </w:r>
-      <w:proofErr w:type="spellEnd"/>
-      <w:r>
-        <w:rPr>
-          <w:rFonts w:ascii="Segoe UI Symbol" w:eastAsia="Times New Roman" w:hAnsi="Segoe UI Symbol" w:cs="Segoe UI Symbol"/>
-          <w:b/>
-          <w:bCs/>
-          <w:kern w:val="36"/>
-          <w:sz w:val="24"/>
-          <w:szCs w:val="24"/>
-          <w:lang w:eastAsia="en-IN"/>
-        </w:rPr>
-        <w:t xml:space="preserve"> -Scope Process -</w:t>
-      </w:r>
-      <w:proofErr w:type="spellStart"/>
-      <w:r>
-        <w:rPr>
-          <w:rFonts w:ascii="Segoe UI Symbol" w:eastAsia="Times New Roman" w:hAnsi="Segoe UI Symbol" w:cs="Segoe UI Symbol"/>
-          <w:b/>
-          <w:bCs/>
-          <w:kern w:val="36"/>
-          <w:sz w:val="24"/>
-          <w:szCs w:val="24"/>
-          <w:lang w:eastAsia="en-IN"/>
-        </w:rPr>
-        <w:t>ExecutionPolicy</w:t>
-      </w:r>
-      <w:proofErr w:type="spellEnd"/>
-      <w:r>
-        <w:rPr>
-          <w:rFonts w:ascii="Segoe UI Symbol" w:eastAsia="Times New Roman" w:hAnsi="Segoe UI Symbol" w:cs="Segoe UI Symbol"/>
-          <w:b/>
-          <w:bCs/>
-          <w:kern w:val="36"/>
-          <w:sz w:val="24"/>
-          <w:szCs w:val="24"/>
-          <w:lang w:eastAsia="en-IN"/>
-        </w:rPr>
-        <w:t xml:space="preserve"> Bypass</w:t>
+        <w:t>Set-ExecutionPolicy -Scope Process -ExecutionPolicy Bypass</w:t>
       </w:r>
     </w:p>
     <w:p>
@@ -767,33 +565,7 @@
           <w:szCs w:val="24"/>
           <w:lang w:eastAsia="en-IN"/>
         </w:rPr>
-        <w:t>.\\.</w:t>
-      </w:r>
-      <w:proofErr w:type="spellStart"/>
-      <w:r>
-        <w:rPr>
-          <w:rFonts w:ascii="Segoe UI Symbol" w:eastAsia="Times New Roman" w:hAnsi="Segoe UI Symbol" w:cs="Segoe UI Symbol"/>
-          <w:b/>
-          <w:bCs/>
-          <w:kern w:val="36"/>
-          <w:sz w:val="24"/>
-          <w:szCs w:val="24"/>
-          <w:lang w:eastAsia="en-IN"/>
-        </w:rPr>
-        <w:t>venv</w:t>
-      </w:r>
-      <w:proofErr w:type="spellEnd"/>
-      <w:r>
-        <w:rPr>
-          <w:rFonts w:ascii="Segoe UI Symbol" w:eastAsia="Times New Roman" w:hAnsi="Segoe UI Symbol" w:cs="Segoe UI Symbol"/>
-          <w:b/>
-          <w:bCs/>
-          <w:kern w:val="36"/>
-          <w:sz w:val="24"/>
-          <w:szCs w:val="24"/>
-          <w:lang w:eastAsia="en-IN"/>
-        </w:rPr>
-        <w:t>\\Scripts\\Activate.ps1</w:t>
+        <w:t>.\\.venv\\Scripts\\Activate.ps1</w:t>
       </w:r>
     </w:p>
     <w:p>
@@ -970,84 +742,56 @@
           <w:szCs w:val="24"/>
           <w:lang w:eastAsia="en-IN"/>
         </w:rPr>
-        <w:t xml:space="preserve">python -m </w:t>
-      </w:r>
-      <w:proofErr w:type="spellStart"/>
-      <w:r>
-        <w:rPr>
-          <w:rFonts w:ascii="Segoe UI Symbol" w:eastAsia="Times New Roman" w:hAnsi="Segoe UI Symbol" w:cs="Segoe UI Symbol"/>
-          <w:b/>
-          <w:bCs/>
-          <w:kern w:val="36"/>
-          <w:sz w:val="24"/>
-          <w:szCs w:val="24"/>
-          <w:lang w:eastAsia="en-IN"/>
-        </w:rPr>
-        <w:t>pipelines.run_prediction</w:t>
-      </w:r>
-      <w:proofErr w:type="spellEnd"/>
-      <w:r>
-        <w:rPr>
-          <w:rFonts w:ascii="Segoe UI Symbol" w:eastAsia="Times New Roman" w:hAnsi="Segoe UI Symbol" w:cs="Segoe UI Symbol"/>
-          <w:b/>
-          <w:bCs/>
-          <w:kern w:val="36"/>
-          <w:sz w:val="24"/>
-          <w:szCs w:val="24"/>
-          <w:lang w:eastAsia="en-IN"/>
-        </w:rPr>
-        <w:t xml:space="preserve"> "Canadian Grand Prix"</w:t>
-      </w:r>
-    </w:p>
-    <w:p>
-      <w:pPr>
-        <w:rPr>
-          <w:rFonts w:ascii="Segoe UI Symbol" w:eastAsia="Times New Roman" w:hAnsi="Segoe UI Symbol" w:cs="Segoe UI Symbol"/>
-          <w:b/>
-          <w:bCs/>
-          <w:kern w:val="36"/>
-          <w:sz w:val="24"/>
-          <w:szCs w:val="24"/>
-          <w:lang w:eastAsia="en-IN"/>
-        </w:rPr>
-      </w:pPr>
-      <w:r>
-        <w:rPr>
-          <w:rFonts w:ascii="Segoe UI Symbol" w:eastAsia="Times New Roman" w:hAnsi="Segoe UI Symbol" w:cs="Segoe UI Symbol"/>
-          <w:b/>
-          <w:bCs/>
-          <w:kern w:val="36"/>
-          <w:sz w:val="24"/>
-          <w:szCs w:val="24"/>
-          <w:lang w:eastAsia="en-IN"/>
-        </w:rPr>
-        <w:t xml:space="preserve">python -m </w:t>
-      </w:r>
-      <w:proofErr w:type="spellStart"/>
-      <w:r>
-        <w:rPr>
-          <w:rFonts w:ascii="Segoe UI Symbol" w:eastAsia="Times New Roman" w:hAnsi="Segoe UI Symbol" w:cs="Segoe UI Symbol"/>
-          <w:b/>
-          <w:bCs/>
-          <w:kern w:val="36"/>
-          <w:sz w:val="24"/>
-          <w:szCs w:val="24"/>
-          <w:lang w:eastAsia="en-IN"/>
-        </w:rPr>
-        <w:t>pipelines.run_prediction</w:t>
-      </w:r>
-      <w:proofErr w:type="spellEnd"/>
-      <w:r>
-        <w:rPr>
-          <w:rFonts w:ascii="Segoe UI Symbol" w:eastAsia="Times New Roman" w:hAnsi="Segoe UI Symbol" w:cs="Segoe UI Symbol"/>
-          <w:b/>
-          <w:bCs/>
-          <w:kern w:val="36"/>
-          <w:sz w:val="24"/>
-          <w:szCs w:val="24"/>
-          <w:lang w:eastAsia="en-IN"/>
-        </w:rPr>
-        <w:t xml:space="preserve"> "Miami Grand Prix"</w:t>
+        <w:t>python -m pipelines.run_prediction "</w:t>
+      </w:r>
+      <w:r>
+        <w:rPr>
+          <w:rFonts w:ascii="Segoe UI Symbol" w:eastAsia="Times New Roman" w:hAnsi="Segoe UI Symbol" w:cs="Segoe UI Symbol"/>
+          <w:b/>
+          <w:bCs/>
+          <w:kern w:val="36"/>
+          <w:sz w:val="24"/>
+          <w:szCs w:val="24"/>
+          <w:lang w:eastAsia="en-IN"/>
+        </w:rPr>
+        <w:t>Australian</w:t>
+      </w:r>
+      <w:r>
+        <w:rPr>
+          <w:rFonts w:ascii="Segoe UI Symbol" w:eastAsia="Times New Roman" w:hAnsi="Segoe UI Symbol" w:cs="Segoe UI Symbol"/>
+          <w:b/>
+          <w:bCs/>
+          <w:kern w:val="36"/>
+          <w:sz w:val="24"/>
+          <w:szCs w:val="24"/>
+          <w:lang w:eastAsia="en-IN"/>
+        </w:rPr>
+        <w:t xml:space="preserve"> Grand Prix"</w:t>
+      </w:r>
+    </w:p>
+    <w:p>
+      <w:pPr>
+        <w:rPr>
+          <w:rFonts w:ascii="Segoe UI Symbol" w:eastAsia="Times New Roman" w:hAnsi="Segoe UI Symbol" w:cs="Segoe UI Symbol"/>
+          <w:b/>
+          <w:bCs/>
+          <w:kern w:val="36"/>
+          <w:sz w:val="24"/>
+          <w:szCs w:val="24"/>
+          <w:lang w:eastAsia="en-IN"/>
+        </w:rPr>
+      </w:pPr>
+      <w:r>
+        <w:rPr>
+          <w:rFonts w:ascii="Segoe UI Symbol" w:eastAsia="Times New Roman" w:hAnsi="Segoe UI Symbol" w:cs="Segoe UI Symbol"/>
+          <w:b/>
+          <w:bCs/>
+          <w:kern w:val="36"/>
+          <w:sz w:val="24"/>
+          <w:szCs w:val="24"/>
+          <w:lang w:eastAsia="en-IN"/>
+        </w:rPr>
+        <w:t>python -m pipelines.run_prediction "Miami Grand Prix"</w:t>
       </w:r>
     </w:p>
     <w:p>
@@ -1135,126 +879,58 @@
           <w:szCs w:val="24"/>
           <w:lang w:eastAsia="en-IN"/>
         </w:rPr>
-        <w:t xml:space="preserve">python -m </w:t>
-      </w:r>
-      <w:proofErr w:type="spellStart"/>
-      <w:r>
-        <w:rPr>
-          <w:rFonts w:ascii="Segoe UI Symbol" w:eastAsia="Times New Roman" w:hAnsi="Segoe UI Symbol" w:cs="Segoe UI Symbol"/>
-          <w:b/>
-          <w:bCs/>
-          <w:kern w:val="36"/>
-          <w:sz w:val="24"/>
-          <w:szCs w:val="24"/>
-          <w:lang w:eastAsia="en-IN"/>
-        </w:rPr>
-        <w:t>pipelines.run_metrics</w:t>
-      </w:r>
-      <w:proofErr w:type="spellEnd"/>
-      <w:r>
-        <w:rPr>
-          <w:rFonts w:ascii="Segoe UI Symbol" w:eastAsia="Times New Roman" w:hAnsi="Segoe UI Symbol" w:cs="Segoe UI Symbol"/>
-          <w:b/>
-          <w:bCs/>
-          <w:kern w:val="36"/>
-          <w:sz w:val="24"/>
-          <w:szCs w:val="24"/>
-          <w:lang w:eastAsia="en-IN"/>
-        </w:rPr>
-        <w:t xml:space="preserve"> "Canadian Grand Prix"</w:t>
-      </w:r>
-    </w:p>
-    <w:p>
-      <w:pPr>
-        <w:rPr>
-          <w:rFonts w:ascii="Segoe UI Symbol" w:eastAsia="Times New Roman" w:hAnsi="Segoe UI Symbol" w:cs="Segoe UI Symbol"/>
-          <w:b/>
-          <w:bCs/>
-          <w:kern w:val="36"/>
-          <w:sz w:val="24"/>
-          <w:szCs w:val="24"/>
-          <w:lang w:eastAsia="en-IN"/>
-        </w:rPr>
-      </w:pPr>
-      <w:r>
-        <w:rPr>
-          <w:rFonts w:ascii="Segoe UI Symbol" w:eastAsia="Times New Roman" w:hAnsi="Segoe UI Symbol" w:cs="Segoe UI Symbol"/>
-          <w:b/>
-          <w:bCs/>
-          <w:kern w:val="36"/>
-          <w:sz w:val="24"/>
-          <w:szCs w:val="24"/>
-          <w:lang w:eastAsia="en-IN"/>
-        </w:rPr>
-        <w:t xml:space="preserve">python -m </w:t>
-      </w:r>
-      <w:proofErr w:type="spellStart"/>
-      <w:r>
-        <w:rPr>
-          <w:rFonts w:ascii="Segoe UI Symbol" w:eastAsia="Times New Roman" w:hAnsi="Segoe UI Symbol" w:cs="Segoe UI Symbol"/>
-          <w:b/>
-          <w:bCs/>
-          <w:kern w:val="36"/>
-          <w:sz w:val="24"/>
-          <w:szCs w:val="24"/>
-          <w:lang w:eastAsia="en-IN"/>
-        </w:rPr>
-        <w:t>pipelines.run_metrics</w:t>
-      </w:r>
-      <w:proofErr w:type="spellEnd"/>
-      <w:r>
-        <w:rPr>
-          <w:rFonts w:ascii="Segoe UI Symbol" w:eastAsia="Times New Roman" w:hAnsi="Segoe UI Symbol" w:cs="Segoe UI Symbol"/>
-          <w:b/>
-          <w:bCs/>
-          <w:kern w:val="36"/>
-          <w:sz w:val="24"/>
-          <w:szCs w:val="24"/>
-          <w:lang w:eastAsia="en-IN"/>
-        </w:rPr>
-        <w:t xml:space="preserve"> "Miami Grand Prix"</w:t>
-      </w:r>
-    </w:p>
-    <w:p>
-      <w:pPr>
-        <w:rPr>
-          <w:rFonts w:ascii="Segoe UI Symbol" w:eastAsia="Times New Roman" w:hAnsi="Segoe UI Symbol" w:cs="Segoe UI Symbol"/>
-          <w:b/>
-          <w:bCs/>
-          <w:kern w:val="36"/>
-          <w:sz w:val="24"/>
-          <w:szCs w:val="24"/>
-          <w:lang w:eastAsia="en-IN"/>
-        </w:rPr>
-      </w:pPr>
-      <w:r>
-        <w:rPr>
-          <w:rFonts w:ascii="Segoe UI Symbol" w:eastAsia="Times New Roman" w:hAnsi="Segoe UI Symbol" w:cs="Segoe UI Symbol"/>
-          <w:b/>
-          <w:bCs/>
-          <w:kern w:val="36"/>
-          <w:sz w:val="24"/>
-          <w:szCs w:val="24"/>
-          <w:lang w:eastAsia="en-IN"/>
-        </w:rPr>
-        <w:t xml:space="preserve">python -m </w:t>
-      </w:r>
-      <w:proofErr w:type="spellStart"/>
-      <w:proofErr w:type="gramStart"/>
-      <w:r>
-        <w:rPr>
-          <w:rFonts w:ascii="Segoe UI Symbol" w:eastAsia="Times New Roman" w:hAnsi="Segoe UI Symbol" w:cs="Segoe UI Symbol"/>
-          <w:b/>
-          <w:bCs/>
-          <w:kern w:val="36"/>
-          <w:sz w:val="24"/>
-          <w:szCs w:val="24"/>
-          <w:lang w:eastAsia="en-IN"/>
-        </w:rPr>
-        <w:t>zdocuments.extra</w:t>
-      </w:r>
-      <w:proofErr w:type="spellEnd"/>
-      <w:proofErr w:type="gramEnd"/>
+        <w:t>python -m pipelines.run_metrics "Canadian Grand Prix"</w:t>
+      </w:r>
+    </w:p>
+    <w:p>
+      <w:pPr>
+        <w:rPr>
+          <w:rFonts w:ascii="Segoe UI Symbol" w:eastAsia="Times New Roman" w:hAnsi="Segoe UI Symbol" w:cs="Segoe UI Symbol"/>
+          <w:b/>
+          <w:bCs/>
+          <w:kern w:val="36"/>
+          <w:sz w:val="24"/>
+          <w:szCs w:val="24"/>
+          <w:lang w:eastAsia="en-IN"/>
+        </w:rPr>
+      </w:pPr>
+      <w:r>
+        <w:rPr>
+          <w:rFonts w:ascii="Segoe UI Symbol" w:eastAsia="Times New Roman" w:hAnsi="Segoe UI Symbol" w:cs="Segoe UI Symbol"/>
+          <w:b/>
+          <w:bCs/>
+          <w:kern w:val="36"/>
+          <w:sz w:val="24"/>
+          <w:szCs w:val="24"/>
+          <w:lang w:eastAsia="en-IN"/>
+        </w:rPr>
+        <w:t>python -m pipelines.run_metrics "Miami Grand Prix"</w:t>
+      </w:r>
+    </w:p>
+    <w:p>
+      <w:pPr>
+        <w:rPr>
+          <w:rFonts w:ascii="Segoe UI Symbol" w:eastAsia="Times New Roman" w:hAnsi="Segoe UI Symbol" w:cs="Segoe UI Symbol"/>
+          <w:b/>
+          <w:bCs/>
+          <w:kern w:val="36"/>
+          <w:sz w:val="24"/>
+          <w:szCs w:val="24"/>
+          <w:lang w:eastAsia="en-IN"/>
+        </w:rPr>
+      </w:pPr>
+      <w:r>
+        <w:rPr>
+          <w:rFonts w:ascii="Segoe UI Symbol" w:eastAsia="Times New Roman" w:hAnsi="Segoe UI Symbol" w:cs="Segoe UI Symbol"/>
+          <w:b/>
+          <w:bCs/>
+          <w:kern w:val="36"/>
+          <w:sz w:val="24"/>
+          <w:szCs w:val="24"/>
+          <w:lang w:eastAsia="en-IN"/>
+        </w:rPr>
+        <w:t>python -m zdocuments.extra</w:t>
+      </w:r>
     </w:p>
     <w:p>
       <w:pPr>
@@ -1336,36 +1012,8 @@
           <w:szCs w:val="24"/>
           <w:lang w:eastAsia="en-IN"/>
         </w:rPr>
-        <w:t xml:space="preserve">python -m </w:t>
-      </w:r>
-      <w:proofErr w:type="spellStart"/>
-      <w:proofErr w:type="gramStart"/>
-      <w:r>
-        <w:rPr>
-          <w:rFonts w:ascii="Segoe UI Symbol" w:eastAsia="Times New Roman" w:hAnsi="Segoe UI Symbol" w:cs="Segoe UI Symbol"/>
-          <w:b/>
-          <w:bCs/>
-          <w:kern w:val="36"/>
-          <w:sz w:val="24"/>
-          <w:szCs w:val="24"/>
-          <w:lang w:eastAsia="en-IN"/>
-        </w:rPr>
-        <w:t>pipelines.build</w:t>
-      </w:r>
-      <w:proofErr w:type="gramEnd"/>
-      <w:r>
-        <w:rPr>
-          <w:rFonts w:ascii="Segoe UI Symbol" w:eastAsia="Times New Roman" w:hAnsi="Segoe UI Symbol" w:cs="Segoe UI Symbol"/>
-          <w:b/>
-          <w:bCs/>
-          <w:kern w:val="36"/>
-          <w:sz w:val="24"/>
-          <w:szCs w:val="24"/>
-          <w:lang w:eastAsia="en-IN"/>
-        </w:rPr>
-        <w:t>_dashboard_data</w:t>
-      </w:r>
-      <w:proofErr w:type="spellEnd"/>
+        <w:t>python -m pipelines.build_dashboard_data</w:t>
+      </w:r>
     </w:p>
     <w:sectPr>
       <w:pgSz w:w="11906" w:h="16838"/>
